--- a/eleva/roteiros-videos-tres-publicos/roteiro-4-executivos.docx
+++ b/eleva/roteiros-videos-tres-publicos/roteiro-4-executivos.docx
@@ -68,7 +68,7 @@
         <w:spacing w:after="100"/>
       </w:pPr>
       <w:r>
-        <w:t xml:space="preserve">Você é dono ou executivo de administradora ou imobiliária? Se você precisar sair do operacional por um tempo, sua empresa continua entregando com qualidade?</w:t>
+        <w:t xml:space="preserve">Você, dono ou executivo de imobiliária ou administradora: se hoje você precisasse sair do operacional por um tempo, sua empresa continuaria entregando qualidade sem você estar ali presente? Se essa resposta é não, ou não sei, então esse vídeo é pra você.</w:t>
       </w:r>
     </w:p>
     <w:p>
@@ -92,7 +92,7 @@
         <w:spacing w:after="100"/>
       </w:pPr>
       <w:r>
-        <w:t xml:space="preserve">Toda empresa depende do dono lá em cima, isso é natural. O problema é quando ela trava assim que você sai do operacional.</w:t>
+        <w:t xml:space="preserve">Toda empresa depende do dono em algum nível, isso é natural. O problema é quando a empresa não funciona cem por cento quando o dono não está ali no operacional. O que eu noto muito é que, quando o dono se afasta um pouco do operacional, tudo vira um caos, nada se organiza — porque existem vários gargalos que precisavam ser resolvidos antes desse processo de sair do operacional para o tático e o estratégico.</w:t>
       </w:r>
     </w:p>
     <w:p>
@@ -116,7 +116,7 @@
         <w:spacing w:after="100"/>
       </w:pPr>
       <w:r>
-        <w:t xml:space="preserve">Quando você tem equipe bem selecionada e competente, os gargalos operacionais resolvidos e ferramentas que agilizam a entrega com qualidade, sua empresa flui mesmo sem você no dia a dia. Aí você foca no tático e estratégico: expandir, fazer fusões, crescer de verdade.</w:t>
+        <w:t xml:space="preserve">Quando você tem uma equipe bem selecionada e competente, os gargalos operacionais resolvidos e ferramentas que agilizam a entrega com qualidade, sua empresa flui mesmo quando você precisar viajar ou focar mais no tático e no estratégico do seu negócio — para expandir, fazer fusões e aquisições, ou o que você achar necessário nesse processo. E eu posso te ajudar nesse processo.</w:t>
       </w:r>
     </w:p>
     <w:p>
@@ -140,7 +140,7 @@
         <w:spacing w:after="100"/>
       </w:pPr>
       <w:r>
-        <w:t xml:space="preserve">Eu sou o Giuliano Spolavori, tenho mais de 35 anos de mercado condominial e já administrei mais de 2 mil condomínios. Sei onde estão os gargalos que prendem o executivo no operacional.</w:t>
+        <w:t xml:space="preserve">Muito prazer, meu nome é Giuliano Spolavori, tenho mais de 35 anos de mercado condominial, já administrei mais de 2 mil condomínios, já fiz fusões, aquisições.</w:t>
       </w:r>
     </w:p>
     <w:p>
@@ -164,7 +164,7 @@
         <w:spacing w:after="100"/>
       </w:pPr>
       <w:r>
-        <w:t xml:space="preserve">Comenta 'LÍDER' aqui embaixo ou acessa o link da bio para agendar sua sessão estratégica gratuita comigo.</w:t>
+        <w:t xml:space="preserve">Através de uma sessão estratégica gratuita, posso entender mais a fundo o seu caso para fazermos um diagnóstico, e até mesmo uma mentoria, para resolver esses pontos e outros, para que você consiga escalar o seu negócio. Se interessou? Comente 'SESSÃO' aqui embaixo que eu te passo todos os detalhes para agendarmos nossa reunião no seu direct, ou se preferir, acessa o link da bio.</w:t>
       </w:r>
     </w:p>
     <w:p>
@@ -181,7 +181,7 @@
         <w:spacing w:after="150"/>
       </w:pPr>
       <w:r>
-        <w:t xml:space="preserve">Se você precisasse sair do operacional amanhã, sua administradora ou imobiliária continuaria entregando com qualidade? ⚠️</w:t>
+        <w:t xml:space="preserve">Dono ou executivo de imobiliária ou administradora: se hoje você precisasse sair do operacional por um tempo, sua empresa continuaria entregando qualidade sem você ali presente? Se a resposta é não, ou não sei, esse vídeo é pra você. ⚠️</w:t>
       </w:r>
     </w:p>
     <w:p>
@@ -189,7 +189,7 @@
         <w:spacing w:after="150"/>
       </w:pPr>
       <w:r>
-        <w:t xml:space="preserve">Toda empresa depende do dono lá em cima — isso é natural. O problema é travar quando ele sai do operacional.</w:t>
+        <w:t xml:space="preserve">Toda empresa depende do dono em algum nível — isso é natural. O problema é quando ela não funciona cem por cento sem o dono no operacional. Muitas vezes, quando o dono se afasta, tudo vira caos, porque existem gargalos que precisavam ser resolvidos antes.</w:t>
       </w:r>
     </w:p>
     <w:p>
@@ -197,7 +197,7 @@
         <w:spacing w:after="150"/>
       </w:pPr>
       <w:r>
-        <w:t xml:space="preserve">Com equipe competente, gargalos resolvidos e ferramentas certas, sua empresa flui — e você foca no que faz o negócio crescer: expansão, fusões, novos negócios.</w:t>
+        <w:t xml:space="preserve">Com equipe bem selecionada, gargalos resolvidos e ferramentas certas, sua empresa flui mesmo quando você precisa viajar ou focar no tático e estratégico — expansão, fusões, aquisições.</w:t>
       </w:r>
     </w:p>
     <w:p>
@@ -205,7 +205,7 @@
         <w:spacing w:after="150"/>
       </w:pPr>
       <w:r>
-        <w:t xml:space="preserve">Sou Giuliano Spolavori, mais de 35 anos de mercado condominial, mais de 2 mil condomínios administrados.</w:t>
+        <w:t xml:space="preserve">Sou Giuliano Spolavori, mais de 35 anos de mercado condominial, mais de 2 mil condomínios administrados, já fiz fusões e aquisições.</w:t>
       </w:r>
     </w:p>
     <w:p>
@@ -213,7 +213,7 @@
         <w:spacing w:after="150"/>
       </w:pPr>
       <w:r>
-        <w:t xml:space="preserve">Comenta "LÍDER" ou acessa o link da bio para agendar sua sessão estratégica gratuita comigo.</w:t>
+        <w:t xml:space="preserve">Comente "SESSÃO" que eu te passo os detalhes para agendarmos sua sessão estratégica gratuita, ou acessa direto pelo link da bio.</w:t>
       </w:r>
     </w:p>
     <w:p>
